--- a/pos_ddshoes/docs/Bab_5_2_1_4_Activity_Tabel.docx
+++ b/pos_ddshoes/docs/Bab_5_2_1_4_Activity_Tabel.docx
@@ -1620,7 +1620,7 @@
           <w:noProof/>
         </w:rPr>
         <w:lastRenderedPageBreak/>
-        <w:object w:dxaOrig="1440" w:dyaOrig="1440" w14:anchorId="5AC224C6">
+        <w:object w:dxaOrig="68" w:dyaOrig="105" w14:anchorId="5AC224C6">
           <v:shapetype id="_x0000_t75" coordsize="21600,21600" o:spt="75" o:preferrelative="t" path="m@4@5l@4@11@9@11@9@5xe" filled="f" stroked="f">
             <v:stroke joinstyle="miter"/>
             <v:formulas>
@@ -1644,7 +1644,7 @@
             <v:imagedata r:id="rId6" o:title=""/>
             <w10:wrap type="tight"/>
           </v:shape>
-          <o:OLEObject Type="Embed" ProgID="Visio.Drawing.15" ShapeID="_x0000_s1037" DrawAspect="Content" ObjectID="_1843652325" r:id="rId7"/>
+          <o:OLEObject Type="Embed" ProgID="Visio.Drawing.15" ShapeID="_x0000_s1037" DrawAspect="Content" ObjectID="_1843683022" r:id="rId7"/>
         </w:object>
       </w:r>
     </w:p>
@@ -1806,7 +1806,7 @@
             <v:imagedata r:id="rId8" o:title=""/>
             <w10:wrap type="tight"/>
           </v:shape>
-          <o:OLEObject Type="Embed" ProgID="Visio.Drawing.15" ShapeID="_x0000_s1030" DrawAspect="Content" ObjectID="_1843652326" r:id="rId9"/>
+          <o:OLEObject Type="Embed" ProgID="Visio.Drawing.15" ShapeID="_x0000_s1030" DrawAspect="Content" ObjectID="_1843683023" r:id="rId9"/>
         </w:object>
       </w:r>
     </w:p>
@@ -4550,7 +4550,7 @@
             <v:imagedata r:id="rId10" o:title=""/>
             <w10:wrap type="tight"/>
           </v:shape>
-          <o:OLEObject Type="Embed" ProgID="Visio.Drawing.15" ShapeID="_x0000_s1038" DrawAspect="Content" ObjectID="_1843652327" r:id="rId11"/>
+          <o:OLEObject Type="Embed" ProgID="Visio.Drawing.15" ShapeID="_x0000_s1038" DrawAspect="Content" ObjectID="_1843683024" r:id="rId11"/>
         </w:object>
       </w:r>
     </w:p>
@@ -6723,7 +6723,7 @@
             <v:imagedata r:id="rId12" o:title=""/>
             <w10:wrap type="tight"/>
           </v:shape>
-          <o:OLEObject Type="Embed" ProgID="Visio.Drawing.15" ShapeID="_x0000_s1031" DrawAspect="Content" ObjectID="_1843652328" r:id="rId13"/>
+          <o:OLEObject Type="Embed" ProgID="Visio.Drawing.15" ShapeID="_x0000_s1031" DrawAspect="Content" ObjectID="_1843683025" r:id="rId13"/>
         </w:object>
       </w:r>
     </w:p>
@@ -8809,7 +8809,7 @@
             <v:imagedata r:id="rId14" o:title=""/>
             <w10:wrap type="tight"/>
           </v:shape>
-          <o:OLEObject Type="Embed" ProgID="Visio.Drawing.15" ShapeID="_x0000_s1039" DrawAspect="Content" ObjectID="_1843652329" r:id="rId15"/>
+          <o:OLEObject Type="Embed" ProgID="Visio.Drawing.15" ShapeID="_x0000_s1039" DrawAspect="Content" ObjectID="_1843683026" r:id="rId15"/>
         </w:object>
       </w:r>
     </w:p>
@@ -11183,21 +11183,7 @@
           <w:rFonts w:ascii="Times New Roman" w:hAnsi="Times New Roman"/>
           <w:sz w:val="24"/>
         </w:rPr>
-        <w:t xml:space="preserve"> (</w:t>
-      </w:r>
-      <w:r>
-        <w:rPr>
-          <w:rFonts w:ascii="Times New Roman" w:hAnsi="Times New Roman"/>
-          <w:sz w:val="24"/>
-        </w:rPr>
-        <w:t>merek, kategori, pemasok, dan akun pengguna.</w:t>
-      </w:r>
-      <w:r>
-        <w:rPr>
-          <w:rFonts w:ascii="Times New Roman" w:hAnsi="Times New Roman"/>
-          <w:sz w:val="24"/>
-        </w:rPr>
-        <w:t>)</w:t>
+        <w:t xml:space="preserve"> (merek, kategori, pemasok, dan akun pengguna.)</w:t>
       </w:r>
     </w:p>
     <w:tbl>
@@ -13621,7 +13607,7 @@
             <v:imagedata r:id="rId16" o:title=""/>
             <w10:wrap type="tight"/>
           </v:shape>
-          <o:OLEObject Type="Embed" ProgID="Visio.Drawing.15" ShapeID="_x0000_s1044" DrawAspect="Content" ObjectID="_1843652330" r:id="rId17"/>
+          <o:OLEObject Type="Embed" ProgID="Visio.Drawing.15" ShapeID="_x0000_s1044" DrawAspect="Content" ObjectID="_1843683027" r:id="rId17"/>
         </w:object>
       </w:r>
     </w:p>
@@ -15950,7 +15936,7 @@
             <v:imagedata r:id="rId18" o:title=""/>
             <w10:wrap type="tight"/>
           </v:shape>
-          <o:OLEObject Type="Embed" ProgID="Visio.Drawing.15" ShapeID="_x0000_s1040" DrawAspect="Content" ObjectID="_1843652331" r:id="rId19"/>
+          <o:OLEObject Type="Embed" ProgID="Visio.Drawing.15" ShapeID="_x0000_s1040" DrawAspect="Content" ObjectID="_1843683028" r:id="rId19"/>
         </w:object>
       </w:r>
     </w:p>
@@ -18560,7 +18546,7 @@
             <v:imagedata r:id="rId20" o:title=""/>
             <w10:wrap type="tight"/>
           </v:shape>
-          <o:OLEObject Type="Embed" ProgID="Visio.Drawing.15" ShapeID="_x0000_s1042" DrawAspect="Content" ObjectID="_1843652332" r:id="rId21"/>
+          <o:OLEObject Type="Embed" ProgID="Visio.Drawing.15" ShapeID="_x0000_s1042" DrawAspect="Content" ObjectID="_1843683029" r:id="rId21"/>
         </w:object>
       </w:r>
     </w:p>
